--- a/Research and develop about homomorphic encryption in e-voting.docx
+++ b/Research and develop about homomorphic encryption in e-voting.docx
@@ -13027,17 +13027,7 @@
           <w:szCs w:val="24"/>
           <w:lang w:val="vi-VN"/>
         </w:rPr>
-        <w:t>R, C , sk được đưa vào trong B</w:t>
-      </w:r>
-      <w:bookmarkStart w:id="0" w:name="_GoBack"/>
-      <w:bookmarkEnd w:id="0"/>
-      <w:r>
-        <w:rPr>
-          <w:sz w:val="24"/>
-          <w:szCs w:val="24"/>
-          <w:lang w:val="vi-VN"/>
-        </w:rPr>
-        <w:t xml:space="preserve">B để các tổ chức quản lí có thể xác minh quy trình kiểm phiếu  </w:t>
+        <w:t xml:space="preserve">R, C , sk được đưa vào trong BB để các tổ chức quản lí có thể xác minh quy trình kiểm phiếu  </w:t>
       </w:r>
     </w:p>
     <w:p>
@@ -13177,7 +13167,15 @@
         <w:rPr>
           <w:rFonts w:eastAsia="Calibri"/>
         </w:rPr>
-        <w:t>Đảm bảo tính riêng tư của cử tri khi nội dung phiếu bầu luôn được giữ ở dạng mã hóa trong suốt quá trình lưu trữ và kiểm phiếu.</w:t>
+        <w:t>Đảm bảo tính riêng tư của cử tri khi nội dung phiếu bầu luôn được giữ ở dạng mã hóa trong suốt quá trình lưu trữ và kiểm ph</w:t>
+      </w:r>
+      <w:bookmarkStart w:id="0" w:name="_GoBack"/>
+      <w:bookmarkEnd w:id="0"/>
+      <w:r>
+        <w:rPr>
+          <w:rFonts w:eastAsia="Calibri"/>
+        </w:rPr>
+        <w:t>iếu.</w:t>
       </w:r>
     </w:p>
     <w:p>
@@ -13345,17 +13343,33 @@
         <w:rPr>
           <w:sz w:val="24"/>
           <w:szCs w:val="24"/>
-          <w:lang w:val="vi-VN"/>
-        </w:rPr>
-      </w:pPr>
-    </w:p>
-    <w:p>
-      <w:pPr>
-        <w:rPr>
-          <w:sz w:val="24"/>
-          <w:szCs w:val="24"/>
-        </w:rPr>
-      </w:pPr>
+          <w:lang w:val="en-US"/>
+        </w:rPr>
+      </w:pPr>
+      <w:r>
+        <w:rPr>
+          <w:sz w:val="24"/>
+          <w:szCs w:val="24"/>
+          <w:lang w:val="en-US"/>
+        </w:rPr>
+        <w:lastRenderedPageBreak/>
+        <w:t xml:space="preserve">Chương IV. Xây dựng </w:t>
+      </w:r>
+    </w:p>
+    <w:p>
+      <w:pPr>
+        <w:jc w:val="center"/>
+        <w:rPr>
+          <w:sz w:val="24"/>
+          <w:szCs w:val="24"/>
+        </w:rPr>
+      </w:pPr>
+      <w:r>
+        <w:rPr>
+          <w:noProof/>
+        </w:rPr>
+        <w:t xml:space="preserve"> </w:t>
+      </w:r>
     </w:p>
     <w:p>
       <w:pPr>
@@ -19979,7 +19993,7 @@
 </file>
 
 <file path=customXml/itemProps1.xml><?xml version="1.0" encoding="utf-8"?>
-<ds:datastoreItem xmlns:ds="http://schemas.openxmlformats.org/officeDocument/2006/customXml" ds:itemID="{2A96E7A4-DF3F-434A-A42A-67CF3BF7B54F}">
+<ds:datastoreItem xmlns:ds="http://schemas.openxmlformats.org/officeDocument/2006/customXml" ds:itemID="{39600BC3-77C9-4A5C-8673-8A78B5978CCC}">
   <ds:schemaRefs>
     <ds:schemaRef ds:uri="http://schemas.openxmlformats.org/officeDocument/2006/bibliography"/>
   </ds:schemaRefs>

--- a/Research and develop about homomorphic encryption in e-voting.docx
+++ b/Research and develop about homomorphic encryption in e-voting.docx
@@ -13167,15 +13167,7 @@
         <w:rPr>
           <w:rFonts w:eastAsia="Calibri"/>
         </w:rPr>
-        <w:t>Đảm bảo tính riêng tư của cử tri khi nội dung phiếu bầu luôn được giữ ở dạng mã hóa trong suốt quá trình lưu trữ và kiểm ph</w:t>
-      </w:r>
-      <w:bookmarkStart w:id="0" w:name="_GoBack"/>
-      <w:bookmarkEnd w:id="0"/>
-      <w:r>
-        <w:rPr>
-          <w:rFonts w:eastAsia="Calibri"/>
-        </w:rPr>
-        <w:t>iếu.</w:t>
+        <w:t>Đảm bảo tính riêng tư của cử tri khi nội dung phiếu bầu luôn được giữ ở dạng mã hóa trong suốt quá trình lưu trữ và kiểm phiếu.</w:t>
       </w:r>
     </w:p>
     <w:p>
@@ -13320,76 +13312,551 @@
     </w:p>
     <w:p>
       <w:pPr>
-        <w:ind w:hanging="652"/>
-        <w:jc w:val="left"/>
-        <w:rPr>
-          <w:sz w:val="24"/>
-          <w:szCs w:val="24"/>
-          <w:lang w:val="en-US"/>
-        </w:rPr>
-      </w:pPr>
-      <w:r>
-        <w:rPr>
-          <w:rFonts w:eastAsia="Times New Roman" w:cs="Times New Roman"/>
-          <w:sz w:val="24"/>
-          <w:szCs w:val="24"/>
-          <w:lang w:val="en-US" w:bidi="ar-SA"/>
-        </w:rPr>
-        <w:t xml:space="preserve"> </w:t>
-      </w:r>
-    </w:p>
-    <w:p>
-      <w:pPr>
-        <w:rPr>
-          <w:sz w:val="24"/>
-          <w:szCs w:val="24"/>
-          <w:lang w:val="en-US"/>
-        </w:rPr>
-      </w:pPr>
-      <w:r>
-        <w:rPr>
-          <w:sz w:val="24"/>
-          <w:szCs w:val="24"/>
-          <w:lang w:val="en-US"/>
+        <w:pStyle w:val="NormalWeb"/>
+        <w:rPr>
+          <w:rStyle w:val="citation-393"/>
+          <w:bCs/>
+        </w:rPr>
+      </w:pPr>
+    </w:p>
+    <w:p>
+      <w:pPr>
+        <w:pStyle w:val="NormalWeb"/>
+      </w:pPr>
+      <w:r>
+        <w:rPr>
+          <w:rStyle w:val="citation-393"/>
+          <w:bCs/>
         </w:rPr>
         <w:lastRenderedPageBreak/>
         <w:t xml:space="preserve">Chương IV. Xây dựng </w:t>
       </w:r>
-    </w:p>
-    <w:p>
-      <w:pPr>
-        <w:jc w:val="center"/>
-        <w:rPr>
-          <w:sz w:val="24"/>
-          <w:szCs w:val="24"/>
-        </w:rPr>
-      </w:pPr>
-      <w:r>
-        <w:rPr>
-          <w:noProof/>
-        </w:rPr>
-        <w:t xml:space="preserve"> </w:t>
-      </w:r>
-    </w:p>
-    <w:p>
-      <w:pPr>
-        <w:pStyle w:val="NormalWeb"/>
-      </w:pPr>
-    </w:p>
-    <w:p>
-      <w:pPr>
-        <w:pStyle w:val="NormalWeb"/>
-      </w:pPr>
-    </w:p>
-    <w:p>
-      <w:pPr>
-        <w:pStyle w:val="NormalWeb"/>
-      </w:pPr>
-    </w:p>
-    <w:p>
-      <w:pPr>
-        <w:pStyle w:val="NormalWeb"/>
-      </w:pPr>
+      <w:r>
+        <w:t>ứng dụng minh họa hệ thống bỏ phiếu điện tử sử dụng mã hóa đồng cấu</w:t>
+      </w:r>
+    </w:p>
+    <w:p>
+      <w:pPr>
+        <w:pStyle w:val="NormalWeb"/>
+        <w:rPr>
+          <w:rStyle w:val="citation-393"/>
+          <w:bCs/>
+        </w:rPr>
+      </w:pPr>
+      <w:r>
+        <w:rPr>
+          <w:rStyle w:val="citation-393"/>
+          <w:bCs/>
+        </w:rPr>
+        <w:t>1. Tổng quát</w:t>
+      </w:r>
+    </w:p>
+    <w:p>
+      <w:pPr>
+        <w:pStyle w:val="NormalWeb"/>
+      </w:pPr>
+      <w:r>
+        <w:rPr>
+          <w:rStyle w:val="citation-393"/>
+          <w:bCs/>
+        </w:rPr>
+        <w:t>S</w:t>
+      </w:r>
+      <w:r>
+        <w:t>au khi nghiên cứu về cơ sở lý thuyết về mật mã đồng cấu và hệ mã Paillier, chương này trình bày quá trình xây dựng ứng dụng minh họa hệ thống bỏ phiếu điện tử sử dụng mã hóa đồng cấu</w:t>
+      </w:r>
+      <w:r>
+        <w:t>.</w:t>
+      </w:r>
+    </w:p>
+    <w:p>
+      <w:pPr>
+        <w:pStyle w:val="NormalWeb"/>
+      </w:pPr>
+      <w:r>
+        <w:rPr>
+          <w:rStyle w:val="citation-393"/>
+          <w:bCs/>
+        </w:rPr>
+        <w:t xml:space="preserve">Mục </w:t>
+      </w:r>
+      <w:r>
+        <w:t>tiêu của hệ thống là cho phép</w:t>
+      </w:r>
+      <w:r>
+        <w:t>:</w:t>
+      </w:r>
+    </w:p>
+    <w:p>
+      <w:pPr>
+        <w:pStyle w:val="NormalWeb"/>
+        <w:numPr>
+          <w:ilvl w:val="0"/>
+          <w:numId w:val="44"/>
+        </w:numPr>
+      </w:pPr>
+      <w:r>
+        <w:t>Mã hóa phiếu bầu của cử tri</w:t>
+      </w:r>
+    </w:p>
+    <w:p>
+      <w:pPr>
+        <w:pStyle w:val="NormalWeb"/>
+        <w:numPr>
+          <w:ilvl w:val="0"/>
+          <w:numId w:val="44"/>
+        </w:numPr>
+      </w:pPr>
+      <w:r>
+        <w:t>Thực hiện kiểm phiếu trực tiếp trên dữ liệu mã hóa</w:t>
+      </w:r>
+    </w:p>
+    <w:p>
+      <w:pPr>
+        <w:pStyle w:val="NormalWeb"/>
+        <w:numPr>
+          <w:ilvl w:val="0"/>
+          <w:numId w:val="44"/>
+        </w:numPr>
+      </w:pPr>
+      <w:r>
+        <w:t>Đảm bảo không cần giải mã từng là phiếu bầu</w:t>
+      </w:r>
+    </w:p>
+    <w:p>
+      <w:pPr>
+        <w:pStyle w:val="NormalWeb"/>
+        <w:numPr>
+          <w:ilvl w:val="0"/>
+          <w:numId w:val="44"/>
+        </w:numPr>
+      </w:pPr>
+      <w:r>
+        <w:t>Bảo vệ tính riêng tư và tính toàn vẹn của phiếu bầu</w:t>
+      </w:r>
+    </w:p>
+    <w:p>
+      <w:pPr>
+        <w:pStyle w:val="NormalWeb"/>
+        <w:rPr>
+          <w:rFonts w:eastAsia="Calibri" w:cs="Cordia New"/>
+          <w:sz w:val="26"/>
+          <w:szCs w:val="28"/>
+          <w:lang w:val="en-AU" w:bidi="th-TH"/>
+        </w:rPr>
+      </w:pPr>
+      <w:r>
+        <w:t>Hệ thống được xây dựng bằng ngôn ngữ python và áp dụng tính chất đồng cấu cộng của hệ mã Paillier để thực hiện quá trình kiểm phiếu bảo mật</w:t>
+      </w:r>
+    </w:p>
+    <w:p>
+      <w:pPr>
+        <w:pStyle w:val="NormalWeb"/>
+      </w:pPr>
+      <w:r>
+        <w:t>2. Mô hình hệ thống</w:t>
+      </w:r>
+    </w:p>
+    <w:p>
+      <w:pPr>
+        <w:spacing w:before="100" w:beforeAutospacing="1" w:after="100" w:afterAutospacing="1" w:line="240" w:lineRule="auto"/>
+        <w:ind w:left="0" w:firstLine="0"/>
+        <w:jc w:val="left"/>
+        <w:rPr>
+          <w:rFonts w:eastAsia="Times New Roman" w:cs="Times New Roman"/>
+          <w:sz w:val="24"/>
+          <w:szCs w:val="24"/>
+          <w:lang w:val="en-US" w:bidi="ar-SA"/>
+        </w:rPr>
+      </w:pPr>
+      <w:r>
+        <w:rPr>
+          <w:rFonts w:eastAsia="Times New Roman" w:cs="Times New Roman"/>
+          <w:sz w:val="24"/>
+          <w:szCs w:val="24"/>
+          <w:lang w:val="en-US" w:bidi="ar-SA"/>
+        </w:rPr>
+        <w:t>Hệ thống được chia thành các thành phần chính:</w:t>
+      </w:r>
+    </w:p>
+    <w:tbl>
+      <w:tblPr>
+        <w:tblStyle w:val="TableGridLight"/>
+        <w:tblW w:w="0" w:type="auto"/>
+        <w:tblLook w:val="04A0" w:firstRow="1" w:lastRow="0" w:firstColumn="1" w:lastColumn="0" w:noHBand="0" w:noVBand="1"/>
+      </w:tblPr>
+      <w:tblGrid>
+        <w:gridCol w:w="2303"/>
+        <w:gridCol w:w="3249"/>
+      </w:tblGrid>
+      <w:tr>
+        <w:tc>
+          <w:tcPr>
+            <w:tcW w:w="0" w:type="auto"/>
+            <w:hideMark/>
+          </w:tcPr>
+          <w:p>
+            <w:pPr>
+              <w:spacing w:line="240" w:lineRule="auto"/>
+              <w:ind w:left="0" w:firstLine="0"/>
+              <w:jc w:val="left"/>
+              <w:rPr>
+                <w:rFonts w:eastAsia="Times New Roman" w:cs="Times New Roman"/>
+                <w:b/>
+                <w:bCs/>
+                <w:sz w:val="24"/>
+                <w:szCs w:val="24"/>
+                <w:lang w:val="en-US" w:bidi="ar-SA"/>
+              </w:rPr>
+            </w:pPr>
+            <w:r>
+              <w:rPr>
+                <w:rFonts w:eastAsia="Times New Roman" w:cs="Times New Roman"/>
+                <w:b/>
+                <w:bCs/>
+                <w:sz w:val="24"/>
+                <w:szCs w:val="24"/>
+                <w:lang w:val="en-US" w:bidi="ar-SA"/>
+              </w:rPr>
+              <w:t>Thành phần</w:t>
+            </w:r>
+          </w:p>
+        </w:tc>
+        <w:tc>
+          <w:tcPr>
+            <w:tcW w:w="0" w:type="auto"/>
+            <w:hideMark/>
+          </w:tcPr>
+          <w:p>
+            <w:pPr>
+              <w:spacing w:line="240" w:lineRule="auto"/>
+              <w:ind w:left="0" w:firstLine="0"/>
+              <w:jc w:val="left"/>
+              <w:rPr>
+                <w:rFonts w:eastAsia="Times New Roman" w:cs="Times New Roman"/>
+                <w:b/>
+                <w:bCs/>
+                <w:sz w:val="24"/>
+                <w:szCs w:val="24"/>
+                <w:lang w:val="en-US" w:bidi="ar-SA"/>
+              </w:rPr>
+            </w:pPr>
+            <w:r>
+              <w:rPr>
+                <w:rFonts w:eastAsia="Times New Roman" w:cs="Times New Roman"/>
+                <w:b/>
+                <w:bCs/>
+                <w:sz w:val="24"/>
+                <w:szCs w:val="24"/>
+                <w:lang w:val="en-US" w:bidi="ar-SA"/>
+              </w:rPr>
+              <w:t>Chức năng</w:t>
+            </w:r>
+          </w:p>
+        </w:tc>
+      </w:tr>
+      <w:tr>
+        <w:tc>
+          <w:tcPr>
+            <w:tcW w:w="0" w:type="auto"/>
+            <w:hideMark/>
+          </w:tcPr>
+          <w:p>
+            <w:pPr>
+              <w:spacing w:line="240" w:lineRule="auto"/>
+              <w:ind w:left="0" w:firstLine="0"/>
+              <w:jc w:val="left"/>
+              <w:rPr>
+                <w:rFonts w:eastAsia="Times New Roman" w:cs="Times New Roman"/>
+                <w:sz w:val="24"/>
+                <w:szCs w:val="24"/>
+                <w:lang w:val="en-US" w:bidi="ar-SA"/>
+              </w:rPr>
+            </w:pPr>
+            <w:r>
+              <w:rPr>
+                <w:rFonts w:eastAsia="Times New Roman" w:cs="Times New Roman"/>
+                <w:sz w:val="24"/>
+                <w:szCs w:val="24"/>
+                <w:lang w:val="en-US" w:bidi="ar-SA"/>
+              </w:rPr>
+              <w:t>Voting Authority</w:t>
+            </w:r>
+          </w:p>
+        </w:tc>
+        <w:tc>
+          <w:tcPr>
+            <w:tcW w:w="0" w:type="auto"/>
+            <w:hideMark/>
+          </w:tcPr>
+          <w:p>
+            <w:pPr>
+              <w:spacing w:line="240" w:lineRule="auto"/>
+              <w:ind w:left="0" w:firstLine="0"/>
+              <w:jc w:val="left"/>
+              <w:rPr>
+                <w:rFonts w:eastAsia="Times New Roman" w:cs="Times New Roman"/>
+                <w:sz w:val="24"/>
+                <w:szCs w:val="24"/>
+                <w:lang w:val="en-US" w:bidi="ar-SA"/>
+              </w:rPr>
+            </w:pPr>
+            <w:r>
+              <w:rPr>
+                <w:rFonts w:eastAsia="Times New Roman" w:cs="Times New Roman"/>
+                <w:sz w:val="24"/>
+                <w:szCs w:val="24"/>
+                <w:lang w:val="en-US" w:bidi="ar-SA"/>
+              </w:rPr>
+              <w:t>Sinh khóa, giải mã kết quả cuối</w:t>
+            </w:r>
+          </w:p>
+        </w:tc>
+      </w:tr>
+      <w:tr>
+        <w:tc>
+          <w:tcPr>
+            <w:tcW w:w="0" w:type="auto"/>
+            <w:hideMark/>
+          </w:tcPr>
+          <w:p>
+            <w:pPr>
+              <w:spacing w:line="240" w:lineRule="auto"/>
+              <w:ind w:left="0" w:firstLine="0"/>
+              <w:jc w:val="left"/>
+              <w:rPr>
+                <w:rFonts w:eastAsia="Times New Roman" w:cs="Times New Roman"/>
+                <w:sz w:val="24"/>
+                <w:szCs w:val="24"/>
+                <w:lang w:val="en-US" w:bidi="ar-SA"/>
+              </w:rPr>
+            </w:pPr>
+            <w:r>
+              <w:rPr>
+                <w:rFonts w:eastAsia="Times New Roman" w:cs="Times New Roman"/>
+                <w:sz w:val="24"/>
+                <w:szCs w:val="24"/>
+                <w:lang w:val="en-US" w:bidi="ar-SA"/>
+              </w:rPr>
+              <w:t>Voter Client</w:t>
+            </w:r>
+          </w:p>
+        </w:tc>
+        <w:tc>
+          <w:tcPr>
+            <w:tcW w:w="0" w:type="auto"/>
+            <w:hideMark/>
+          </w:tcPr>
+          <w:p>
+            <w:pPr>
+              <w:spacing w:line="240" w:lineRule="auto"/>
+              <w:ind w:left="0" w:firstLine="0"/>
+              <w:jc w:val="left"/>
+              <w:rPr>
+                <w:rFonts w:eastAsia="Times New Roman" w:cs="Times New Roman"/>
+                <w:sz w:val="24"/>
+                <w:szCs w:val="24"/>
+                <w:lang w:val="en-US" w:bidi="ar-SA"/>
+              </w:rPr>
+            </w:pPr>
+            <w:r>
+              <w:rPr>
+                <w:rFonts w:eastAsia="Times New Roman" w:cs="Times New Roman"/>
+                <w:sz w:val="24"/>
+                <w:szCs w:val="24"/>
+                <w:lang w:val="en-US" w:bidi="ar-SA"/>
+              </w:rPr>
+              <w:t>Thực hiện bỏ phiếu</w:t>
+            </w:r>
+          </w:p>
+        </w:tc>
+      </w:tr>
+      <w:tr>
+        <w:tc>
+          <w:tcPr>
+            <w:tcW w:w="0" w:type="auto"/>
+            <w:hideMark/>
+          </w:tcPr>
+          <w:p>
+            <w:pPr>
+              <w:spacing w:line="240" w:lineRule="auto"/>
+              <w:ind w:left="0" w:firstLine="0"/>
+              <w:jc w:val="left"/>
+              <w:rPr>
+                <w:rFonts w:eastAsia="Times New Roman" w:cs="Times New Roman"/>
+                <w:sz w:val="24"/>
+                <w:szCs w:val="24"/>
+                <w:lang w:val="en-US" w:bidi="ar-SA"/>
+              </w:rPr>
+            </w:pPr>
+            <w:r>
+              <w:rPr>
+                <w:rFonts w:eastAsia="Times New Roman" w:cs="Times New Roman"/>
+                <w:sz w:val="24"/>
+                <w:szCs w:val="24"/>
+                <w:lang w:val="en-US" w:bidi="ar-SA"/>
+              </w:rPr>
+              <w:t>Homomorphic Server</w:t>
+            </w:r>
+          </w:p>
+        </w:tc>
+        <w:tc>
+          <w:tcPr>
+            <w:tcW w:w="0" w:type="auto"/>
+            <w:hideMark/>
+          </w:tcPr>
+          <w:p>
+            <w:pPr>
+              <w:spacing w:line="240" w:lineRule="auto"/>
+              <w:ind w:left="0" w:firstLine="0"/>
+              <w:jc w:val="left"/>
+              <w:rPr>
+                <w:rFonts w:eastAsia="Times New Roman" w:cs="Times New Roman"/>
+                <w:sz w:val="24"/>
+                <w:szCs w:val="24"/>
+                <w:lang w:val="en-US" w:bidi="ar-SA"/>
+              </w:rPr>
+            </w:pPr>
+            <w:r>
+              <w:rPr>
+                <w:rFonts w:eastAsia="Times New Roman" w:cs="Times New Roman"/>
+                <w:sz w:val="24"/>
+                <w:szCs w:val="24"/>
+                <w:lang w:val="en-US" w:bidi="ar-SA"/>
+              </w:rPr>
+              <w:t>Tổng hợp phiếu mã hóa</w:t>
+            </w:r>
+          </w:p>
+        </w:tc>
+      </w:tr>
+      <w:tr>
+        <w:tc>
+          <w:tcPr>
+            <w:tcW w:w="0" w:type="auto"/>
+            <w:hideMark/>
+          </w:tcPr>
+          <w:p>
+            <w:pPr>
+              <w:spacing w:line="240" w:lineRule="auto"/>
+              <w:ind w:left="0" w:firstLine="0"/>
+              <w:jc w:val="left"/>
+              <w:rPr>
+                <w:rFonts w:eastAsia="Times New Roman" w:cs="Times New Roman"/>
+                <w:sz w:val="24"/>
+                <w:szCs w:val="24"/>
+                <w:lang w:val="en-US" w:bidi="ar-SA"/>
+              </w:rPr>
+            </w:pPr>
+            <w:r>
+              <w:rPr>
+                <w:rFonts w:eastAsia="Times New Roman" w:cs="Times New Roman"/>
+                <w:sz w:val="24"/>
+                <w:szCs w:val="24"/>
+                <w:lang w:val="en-US" w:bidi="ar-SA"/>
+              </w:rPr>
+              <w:t>Bulletin Board</w:t>
+            </w:r>
+          </w:p>
+        </w:tc>
+        <w:tc>
+          <w:tcPr>
+            <w:tcW w:w="0" w:type="auto"/>
+            <w:hideMark/>
+          </w:tcPr>
+          <w:p>
+            <w:pPr>
+              <w:spacing w:line="240" w:lineRule="auto"/>
+              <w:ind w:left="0" w:firstLine="0"/>
+              <w:jc w:val="left"/>
+              <w:rPr>
+                <w:rFonts w:eastAsia="Times New Roman" w:cs="Times New Roman"/>
+                <w:sz w:val="24"/>
+                <w:szCs w:val="24"/>
+                <w:lang w:val="en-US" w:bidi="ar-SA"/>
+              </w:rPr>
+            </w:pPr>
+            <w:r>
+              <w:rPr>
+                <w:rFonts w:eastAsia="Times New Roman" w:cs="Times New Roman"/>
+                <w:sz w:val="24"/>
+                <w:szCs w:val="24"/>
+                <w:lang w:val="en-US" w:bidi="ar-SA"/>
+              </w:rPr>
+              <w:t>Công khai phiếu đã mã hóa</w:t>
+            </w:r>
+          </w:p>
+        </w:tc>
+      </w:tr>
+      <w:tr>
+        <w:tc>
+          <w:tcPr>
+            <w:tcW w:w="0" w:type="auto"/>
+            <w:hideMark/>
+          </w:tcPr>
+          <w:p>
+            <w:pPr>
+              <w:spacing w:line="240" w:lineRule="auto"/>
+              <w:ind w:left="0" w:firstLine="0"/>
+              <w:jc w:val="left"/>
+              <w:rPr>
+                <w:rFonts w:eastAsia="Times New Roman" w:cs="Times New Roman"/>
+                <w:sz w:val="24"/>
+                <w:szCs w:val="24"/>
+                <w:lang w:val="en-US" w:bidi="ar-SA"/>
+              </w:rPr>
+            </w:pPr>
+            <w:r>
+              <w:rPr>
+                <w:rFonts w:eastAsia="Times New Roman" w:cs="Times New Roman"/>
+                <w:sz w:val="24"/>
+                <w:szCs w:val="24"/>
+                <w:lang w:val="en-US" w:bidi="ar-SA"/>
+              </w:rPr>
+              <w:t>Election Manager</w:t>
+            </w:r>
+          </w:p>
+        </w:tc>
+        <w:tc>
+          <w:tcPr>
+            <w:tcW w:w="0" w:type="auto"/>
+            <w:hideMark/>
+          </w:tcPr>
+          <w:p>
+            <w:pPr>
+              <w:spacing w:line="240" w:lineRule="auto"/>
+              <w:ind w:left="0" w:firstLine="0"/>
+              <w:jc w:val="left"/>
+              <w:rPr>
+                <w:rFonts w:eastAsia="Times New Roman" w:cs="Times New Roman"/>
+                <w:sz w:val="24"/>
+                <w:szCs w:val="24"/>
+                <w:lang w:val="en-US" w:bidi="ar-SA"/>
+              </w:rPr>
+            </w:pPr>
+            <w:r>
+              <w:rPr>
+                <w:rFonts w:eastAsia="Times New Roman" w:cs="Times New Roman"/>
+                <w:sz w:val="24"/>
+                <w:szCs w:val="24"/>
+                <w:lang w:val="en-US" w:bidi="ar-SA"/>
+              </w:rPr>
+              <w:t>Kết thúc cuộc bỏ phiếu</w:t>
+            </w:r>
+          </w:p>
+        </w:tc>
+      </w:tr>
+    </w:tbl>
+    <w:p>
+      <w:pPr>
+        <w:pStyle w:val="NormalWeb"/>
+      </w:pPr>
+    </w:p>
+    <w:p>
+      <w:pPr>
+        <w:pStyle w:val="NormalWeb"/>
+      </w:pPr>
+      <w:bookmarkStart w:id="0" w:name="_GoBack"/>
+      <w:bookmarkEnd w:id="0"/>
     </w:p>
     <w:p>
       <w:pPr>
@@ -15572,6 +16039,119 @@
     </w:lvl>
   </w:abstractNum>
   <w:abstractNum w:abstractNumId="17" w15:restartNumberingAfterBreak="0">
+    <w:nsid w:val="33FB65BC"/>
+    <w:multiLevelType w:val="hybridMultilevel"/>
+    <w:tmpl w:val="6F78EC58"/>
+    <w:lvl w:ilvl="0" w:tplc="04090001">
+      <w:start w:val="1"/>
+      <w:numFmt w:val="bullet"/>
+      <w:lvlText w:val=""/>
+      <w:lvlJc w:val="left"/>
+      <w:pPr>
+        <w:ind w:left="2081" w:hanging="360"/>
+      </w:pPr>
+      <w:rPr>
+        <w:rFonts w:ascii="Symbol" w:hAnsi="Symbol" w:hint="default"/>
+      </w:rPr>
+    </w:lvl>
+    <w:lvl w:ilvl="1" w:tplc="04090003" w:tentative="1">
+      <w:start w:val="1"/>
+      <w:numFmt w:val="bullet"/>
+      <w:lvlText w:val="o"/>
+      <w:lvlJc w:val="left"/>
+      <w:pPr>
+        <w:ind w:left="2801" w:hanging="360"/>
+      </w:pPr>
+      <w:rPr>
+        <w:rFonts w:ascii="Courier New" w:hAnsi="Courier New" w:cs="Courier New" w:hint="default"/>
+      </w:rPr>
+    </w:lvl>
+    <w:lvl w:ilvl="2" w:tplc="04090005" w:tentative="1">
+      <w:start w:val="1"/>
+      <w:numFmt w:val="bullet"/>
+      <w:lvlText w:val=""/>
+      <w:lvlJc w:val="left"/>
+      <w:pPr>
+        <w:ind w:left="3521" w:hanging="360"/>
+      </w:pPr>
+      <w:rPr>
+        <w:rFonts w:ascii="Wingdings" w:hAnsi="Wingdings" w:hint="default"/>
+      </w:rPr>
+    </w:lvl>
+    <w:lvl w:ilvl="3" w:tplc="04090001" w:tentative="1">
+      <w:start w:val="1"/>
+      <w:numFmt w:val="bullet"/>
+      <w:lvlText w:val=""/>
+      <w:lvlJc w:val="left"/>
+      <w:pPr>
+        <w:ind w:left="4241" w:hanging="360"/>
+      </w:pPr>
+      <w:rPr>
+        <w:rFonts w:ascii="Symbol" w:hAnsi="Symbol" w:hint="default"/>
+      </w:rPr>
+    </w:lvl>
+    <w:lvl w:ilvl="4" w:tplc="04090003" w:tentative="1">
+      <w:start w:val="1"/>
+      <w:numFmt w:val="bullet"/>
+      <w:lvlText w:val="o"/>
+      <w:lvlJc w:val="left"/>
+      <w:pPr>
+        <w:ind w:left="4961" w:hanging="360"/>
+      </w:pPr>
+      <w:rPr>
+        <w:rFonts w:ascii="Courier New" w:hAnsi="Courier New" w:cs="Courier New" w:hint="default"/>
+      </w:rPr>
+    </w:lvl>
+    <w:lvl w:ilvl="5" w:tplc="04090005" w:tentative="1">
+      <w:start w:val="1"/>
+      <w:numFmt w:val="bullet"/>
+      <w:lvlText w:val=""/>
+      <w:lvlJc w:val="left"/>
+      <w:pPr>
+        <w:ind w:left="5681" w:hanging="360"/>
+      </w:pPr>
+      <w:rPr>
+        <w:rFonts w:ascii="Wingdings" w:hAnsi="Wingdings" w:hint="default"/>
+      </w:rPr>
+    </w:lvl>
+    <w:lvl w:ilvl="6" w:tplc="04090001" w:tentative="1">
+      <w:start w:val="1"/>
+      <w:numFmt w:val="bullet"/>
+      <w:lvlText w:val=""/>
+      <w:lvlJc w:val="left"/>
+      <w:pPr>
+        <w:ind w:left="6401" w:hanging="360"/>
+      </w:pPr>
+      <w:rPr>
+        <w:rFonts w:ascii="Symbol" w:hAnsi="Symbol" w:hint="default"/>
+      </w:rPr>
+    </w:lvl>
+    <w:lvl w:ilvl="7" w:tplc="04090003" w:tentative="1">
+      <w:start w:val="1"/>
+      <w:numFmt w:val="bullet"/>
+      <w:lvlText w:val="o"/>
+      <w:lvlJc w:val="left"/>
+      <w:pPr>
+        <w:ind w:left="7121" w:hanging="360"/>
+      </w:pPr>
+      <w:rPr>
+        <w:rFonts w:ascii="Courier New" w:hAnsi="Courier New" w:cs="Courier New" w:hint="default"/>
+      </w:rPr>
+    </w:lvl>
+    <w:lvl w:ilvl="8" w:tplc="04090005" w:tentative="1">
+      <w:start w:val="1"/>
+      <w:numFmt w:val="bullet"/>
+      <w:lvlText w:val=""/>
+      <w:lvlJc w:val="left"/>
+      <w:pPr>
+        <w:ind w:left="7841" w:hanging="360"/>
+      </w:pPr>
+      <w:rPr>
+        <w:rFonts w:ascii="Wingdings" w:hAnsi="Wingdings" w:hint="default"/>
+      </w:rPr>
+    </w:lvl>
+  </w:abstractNum>
+  <w:abstractNum w:abstractNumId="18" w15:restartNumberingAfterBreak="0">
     <w:nsid w:val="34850CD9"/>
     <w:multiLevelType w:val="hybridMultilevel"/>
     <w:tmpl w:val="AA20FB1E"/>
@@ -15657,7 +16237,7 @@
       </w:pPr>
     </w:lvl>
   </w:abstractNum>
-  <w:abstractNum w:abstractNumId="18" w15:restartNumberingAfterBreak="0">
+  <w:abstractNum w:abstractNumId="19" w15:restartNumberingAfterBreak="0">
     <w:nsid w:val="34D5205F"/>
     <w:multiLevelType w:val="hybridMultilevel"/>
     <w:tmpl w:val="413CF6FA"/>
@@ -15770,7 +16350,7 @@
       </w:rPr>
     </w:lvl>
   </w:abstractNum>
-  <w:abstractNum w:abstractNumId="19" w15:restartNumberingAfterBreak="0">
+  <w:abstractNum w:abstractNumId="20" w15:restartNumberingAfterBreak="0">
     <w:nsid w:val="3830363D"/>
     <w:multiLevelType w:val="multilevel"/>
     <w:tmpl w:val="0C940076"/>
@@ -15919,7 +16499,7 @@
       </w:rPr>
     </w:lvl>
   </w:abstractNum>
-  <w:abstractNum w:abstractNumId="20" w15:restartNumberingAfterBreak="0">
+  <w:abstractNum w:abstractNumId="21" w15:restartNumberingAfterBreak="0">
     <w:nsid w:val="3EDE0DDB"/>
     <w:multiLevelType w:val="multilevel"/>
     <w:tmpl w:val="780A8718"/>
@@ -16068,7 +16648,7 @@
       </w:rPr>
     </w:lvl>
   </w:abstractNum>
-  <w:abstractNum w:abstractNumId="21" w15:restartNumberingAfterBreak="0">
+  <w:abstractNum w:abstractNumId="22" w15:restartNumberingAfterBreak="0">
     <w:nsid w:val="4CEB1E90"/>
     <w:multiLevelType w:val="multilevel"/>
     <w:tmpl w:val="710E9E80"/>
@@ -16217,7 +16797,7 @@
       </w:rPr>
     </w:lvl>
   </w:abstractNum>
-  <w:abstractNum w:abstractNumId="22" w15:restartNumberingAfterBreak="0">
+  <w:abstractNum w:abstractNumId="23" w15:restartNumberingAfterBreak="0">
     <w:nsid w:val="501502B9"/>
     <w:multiLevelType w:val="multilevel"/>
     <w:tmpl w:val="95C41086"/>
@@ -16333,7 +16913,7 @@
       </w:pPr>
     </w:lvl>
   </w:abstractNum>
-  <w:abstractNum w:abstractNumId="23" w15:restartNumberingAfterBreak="0">
+  <w:abstractNum w:abstractNumId="24" w15:restartNumberingAfterBreak="0">
     <w:nsid w:val="518B7A80"/>
     <w:multiLevelType w:val="hybridMultilevel"/>
     <w:tmpl w:val="A41A1766"/>
@@ -16446,7 +17026,120 @@
       </w:rPr>
     </w:lvl>
   </w:abstractNum>
-  <w:abstractNum w:abstractNumId="24" w15:restartNumberingAfterBreak="0">
+  <w:abstractNum w:abstractNumId="25" w15:restartNumberingAfterBreak="0">
+    <w:nsid w:val="51DA6172"/>
+    <w:multiLevelType w:val="hybridMultilevel"/>
+    <w:tmpl w:val="4144575A"/>
+    <w:lvl w:ilvl="0" w:tplc="04090001">
+      <w:start w:val="1"/>
+      <w:numFmt w:val="bullet"/>
+      <w:lvlText w:val=""/>
+      <w:lvlJc w:val="left"/>
+      <w:pPr>
+        <w:ind w:left="720" w:hanging="360"/>
+      </w:pPr>
+      <w:rPr>
+        <w:rFonts w:ascii="Symbol" w:hAnsi="Symbol" w:hint="default"/>
+      </w:rPr>
+    </w:lvl>
+    <w:lvl w:ilvl="1" w:tplc="04090003" w:tentative="1">
+      <w:start w:val="1"/>
+      <w:numFmt w:val="bullet"/>
+      <w:lvlText w:val="o"/>
+      <w:lvlJc w:val="left"/>
+      <w:pPr>
+        <w:ind w:left="1440" w:hanging="360"/>
+      </w:pPr>
+      <w:rPr>
+        <w:rFonts w:ascii="Courier New" w:hAnsi="Courier New" w:cs="Courier New" w:hint="default"/>
+      </w:rPr>
+    </w:lvl>
+    <w:lvl w:ilvl="2" w:tplc="04090005" w:tentative="1">
+      <w:start w:val="1"/>
+      <w:numFmt w:val="bullet"/>
+      <w:lvlText w:val=""/>
+      <w:lvlJc w:val="left"/>
+      <w:pPr>
+        <w:ind w:left="2160" w:hanging="360"/>
+      </w:pPr>
+      <w:rPr>
+        <w:rFonts w:ascii="Wingdings" w:hAnsi="Wingdings" w:hint="default"/>
+      </w:rPr>
+    </w:lvl>
+    <w:lvl w:ilvl="3" w:tplc="04090001" w:tentative="1">
+      <w:start w:val="1"/>
+      <w:numFmt w:val="bullet"/>
+      <w:lvlText w:val=""/>
+      <w:lvlJc w:val="left"/>
+      <w:pPr>
+        <w:ind w:left="2880" w:hanging="360"/>
+      </w:pPr>
+      <w:rPr>
+        <w:rFonts w:ascii="Symbol" w:hAnsi="Symbol" w:hint="default"/>
+      </w:rPr>
+    </w:lvl>
+    <w:lvl w:ilvl="4" w:tplc="04090003" w:tentative="1">
+      <w:start w:val="1"/>
+      <w:numFmt w:val="bullet"/>
+      <w:lvlText w:val="o"/>
+      <w:lvlJc w:val="left"/>
+      <w:pPr>
+        <w:ind w:left="3600" w:hanging="360"/>
+      </w:pPr>
+      <w:rPr>
+        <w:rFonts w:ascii="Courier New" w:hAnsi="Courier New" w:cs="Courier New" w:hint="default"/>
+      </w:rPr>
+    </w:lvl>
+    <w:lvl w:ilvl="5" w:tplc="04090005" w:tentative="1">
+      <w:start w:val="1"/>
+      <w:numFmt w:val="bullet"/>
+      <w:lvlText w:val=""/>
+      <w:lvlJc w:val="left"/>
+      <w:pPr>
+        <w:ind w:left="4320" w:hanging="360"/>
+      </w:pPr>
+      <w:rPr>
+        <w:rFonts w:ascii="Wingdings" w:hAnsi="Wingdings" w:hint="default"/>
+      </w:rPr>
+    </w:lvl>
+    <w:lvl w:ilvl="6" w:tplc="04090001" w:tentative="1">
+      <w:start w:val="1"/>
+      <w:numFmt w:val="bullet"/>
+      <w:lvlText w:val=""/>
+      <w:lvlJc w:val="left"/>
+      <w:pPr>
+        <w:ind w:left="5040" w:hanging="360"/>
+      </w:pPr>
+      <w:rPr>
+        <w:rFonts w:ascii="Symbol" w:hAnsi="Symbol" w:hint="default"/>
+      </w:rPr>
+    </w:lvl>
+    <w:lvl w:ilvl="7" w:tplc="04090003" w:tentative="1">
+      <w:start w:val="1"/>
+      <w:numFmt w:val="bullet"/>
+      <w:lvlText w:val="o"/>
+      <w:lvlJc w:val="left"/>
+      <w:pPr>
+        <w:ind w:left="5760" w:hanging="360"/>
+      </w:pPr>
+      <w:rPr>
+        <w:rFonts w:ascii="Courier New" w:hAnsi="Courier New" w:cs="Courier New" w:hint="default"/>
+      </w:rPr>
+    </w:lvl>
+    <w:lvl w:ilvl="8" w:tplc="04090005" w:tentative="1">
+      <w:start w:val="1"/>
+      <w:numFmt w:val="bullet"/>
+      <w:lvlText w:val=""/>
+      <w:lvlJc w:val="left"/>
+      <w:pPr>
+        <w:ind w:left="6480" w:hanging="360"/>
+      </w:pPr>
+      <w:rPr>
+        <w:rFonts w:ascii="Wingdings" w:hAnsi="Wingdings" w:hint="default"/>
+      </w:rPr>
+    </w:lvl>
+  </w:abstractNum>
+  <w:abstractNum w:abstractNumId="26" w15:restartNumberingAfterBreak="0">
     <w:nsid w:val="58C53FE4"/>
     <w:multiLevelType w:val="multilevel"/>
     <w:tmpl w:val="95C41086"/>
@@ -16562,7 +17255,7 @@
       </w:pPr>
     </w:lvl>
   </w:abstractNum>
-  <w:abstractNum w:abstractNumId="25" w15:restartNumberingAfterBreak="0">
+  <w:abstractNum w:abstractNumId="27" w15:restartNumberingAfterBreak="0">
     <w:nsid w:val="591E0E85"/>
     <w:multiLevelType w:val="multilevel"/>
     <w:tmpl w:val="95C41086"/>
@@ -16678,7 +17371,7 @@
       </w:pPr>
     </w:lvl>
   </w:abstractNum>
-  <w:abstractNum w:abstractNumId="26" w15:restartNumberingAfterBreak="0">
+  <w:abstractNum w:abstractNumId="28" w15:restartNumberingAfterBreak="0">
     <w:nsid w:val="5D710834"/>
     <w:multiLevelType w:val="hybridMultilevel"/>
     <w:tmpl w:val="1EA4C666"/>
@@ -16790,7 +17483,7 @@
       </w:rPr>
     </w:lvl>
   </w:abstractNum>
-  <w:abstractNum w:abstractNumId="27" w15:restartNumberingAfterBreak="0">
+  <w:abstractNum w:abstractNumId="29" w15:restartNumberingAfterBreak="0">
     <w:nsid w:val="5FFB5E5F"/>
     <w:multiLevelType w:val="multilevel"/>
     <w:tmpl w:val="5F8A8600"/>
@@ -16939,7 +17632,7 @@
       </w:rPr>
     </w:lvl>
   </w:abstractNum>
-  <w:abstractNum w:abstractNumId="28" w15:restartNumberingAfterBreak="0">
+  <w:abstractNum w:abstractNumId="30" w15:restartNumberingAfterBreak="0">
     <w:nsid w:val="631F63B2"/>
     <w:multiLevelType w:val="hybridMultilevel"/>
     <w:tmpl w:val="DF426D94"/>
@@ -17052,7 +17745,7 @@
       </w:rPr>
     </w:lvl>
   </w:abstractNum>
-  <w:abstractNum w:abstractNumId="29" w15:restartNumberingAfterBreak="0">
+  <w:abstractNum w:abstractNumId="31" w15:restartNumberingAfterBreak="0">
     <w:nsid w:val="63D404BE"/>
     <w:multiLevelType w:val="hybridMultilevel"/>
     <w:tmpl w:val="2EC0CD8E"/>
@@ -17165,7 +17858,7 @@
       </w:rPr>
     </w:lvl>
   </w:abstractNum>
-  <w:abstractNum w:abstractNumId="30" w15:restartNumberingAfterBreak="0">
+  <w:abstractNum w:abstractNumId="32" w15:restartNumberingAfterBreak="0">
     <w:nsid w:val="64351A87"/>
     <w:multiLevelType w:val="multilevel"/>
     <w:tmpl w:val="E49A9AFC"/>
@@ -17314,7 +18007,7 @@
       </w:rPr>
     </w:lvl>
   </w:abstractNum>
-  <w:abstractNum w:abstractNumId="31" w15:restartNumberingAfterBreak="0">
+  <w:abstractNum w:abstractNumId="33" w15:restartNumberingAfterBreak="0">
     <w:nsid w:val="652873FF"/>
     <w:multiLevelType w:val="multilevel"/>
     <w:tmpl w:val="9DD45DEE"/>
@@ -17463,7 +18156,7 @@
       </w:rPr>
     </w:lvl>
   </w:abstractNum>
-  <w:abstractNum w:abstractNumId="32" w15:restartNumberingAfterBreak="0">
+  <w:abstractNum w:abstractNumId="34" w15:restartNumberingAfterBreak="0">
     <w:nsid w:val="65D84E71"/>
     <w:multiLevelType w:val="hybridMultilevel"/>
     <w:tmpl w:val="11F09574"/>
@@ -17576,7 +18269,7 @@
       </w:rPr>
     </w:lvl>
   </w:abstractNum>
-  <w:abstractNum w:abstractNumId="33" w15:restartNumberingAfterBreak="0">
+  <w:abstractNum w:abstractNumId="35" w15:restartNumberingAfterBreak="0">
     <w:nsid w:val="66481CE8"/>
     <w:multiLevelType w:val="hybridMultilevel"/>
     <w:tmpl w:val="358A3BBC"/>
@@ -17689,7 +18382,7 @@
       </w:rPr>
     </w:lvl>
   </w:abstractNum>
-  <w:abstractNum w:abstractNumId="34" w15:restartNumberingAfterBreak="0">
+  <w:abstractNum w:abstractNumId="36" w15:restartNumberingAfterBreak="0">
     <w:nsid w:val="67F73FEA"/>
     <w:multiLevelType w:val="multilevel"/>
     <w:tmpl w:val="4AD8CDEA"/>
@@ -17838,7 +18531,7 @@
       </w:rPr>
     </w:lvl>
   </w:abstractNum>
-  <w:abstractNum w:abstractNumId="35" w15:restartNumberingAfterBreak="0">
+  <w:abstractNum w:abstractNumId="37" w15:restartNumberingAfterBreak="0">
     <w:nsid w:val="688B5F96"/>
     <w:multiLevelType w:val="hybridMultilevel"/>
     <w:tmpl w:val="71C871E0"/>
@@ -17951,7 +18644,7 @@
       </w:rPr>
     </w:lvl>
   </w:abstractNum>
-  <w:abstractNum w:abstractNumId="36" w15:restartNumberingAfterBreak="0">
+  <w:abstractNum w:abstractNumId="38" w15:restartNumberingAfterBreak="0">
     <w:nsid w:val="68AE1ECC"/>
     <w:multiLevelType w:val="hybridMultilevel"/>
     <w:tmpl w:val="5E04432C"/>
@@ -18037,7 +18730,7 @@
       </w:pPr>
     </w:lvl>
   </w:abstractNum>
-  <w:abstractNum w:abstractNumId="37" w15:restartNumberingAfterBreak="0">
+  <w:abstractNum w:abstractNumId="39" w15:restartNumberingAfterBreak="0">
     <w:nsid w:val="70A83256"/>
     <w:multiLevelType w:val="hybridMultilevel"/>
     <w:tmpl w:val="9808D99A"/>
@@ -18150,7 +18843,7 @@
       </w:rPr>
     </w:lvl>
   </w:abstractNum>
-  <w:abstractNum w:abstractNumId="38" w15:restartNumberingAfterBreak="0">
+  <w:abstractNum w:abstractNumId="40" w15:restartNumberingAfterBreak="0">
     <w:nsid w:val="74BD4D5A"/>
     <w:multiLevelType w:val="multilevel"/>
     <w:tmpl w:val="81D0A446"/>
@@ -18299,7 +18992,7 @@
       </w:rPr>
     </w:lvl>
   </w:abstractNum>
-  <w:abstractNum w:abstractNumId="39" w15:restartNumberingAfterBreak="0">
+  <w:abstractNum w:abstractNumId="41" w15:restartNumberingAfterBreak="0">
     <w:nsid w:val="78791F71"/>
     <w:multiLevelType w:val="multilevel"/>
     <w:tmpl w:val="B7B4092A"/>
@@ -18448,7 +19141,7 @@
       </w:rPr>
     </w:lvl>
   </w:abstractNum>
-  <w:abstractNum w:abstractNumId="40" w15:restartNumberingAfterBreak="0">
+  <w:abstractNum w:abstractNumId="42" w15:restartNumberingAfterBreak="0">
     <w:nsid w:val="7DA86F8E"/>
     <w:multiLevelType w:val="hybridMultilevel"/>
     <w:tmpl w:val="D65E72A6"/>
@@ -18561,7 +19254,7 @@
       </w:rPr>
     </w:lvl>
   </w:abstractNum>
-  <w:abstractNum w:abstractNumId="41" w15:restartNumberingAfterBreak="0">
+  <w:abstractNum w:abstractNumId="43" w15:restartNumberingAfterBreak="0">
     <w:nsid w:val="7DF90FC9"/>
     <w:multiLevelType w:val="multilevel"/>
     <w:tmpl w:val="ADBA3BAE"/>
@@ -18711,22 +19404,22 @@
     </w:lvl>
   </w:abstractNum>
   <w:num w:numId="1">
-    <w:abstractNumId w:val="36"/>
+    <w:abstractNumId w:val="38"/>
   </w:num>
   <w:num w:numId="2">
-    <w:abstractNumId w:val="23"/>
+    <w:abstractNumId w:val="24"/>
   </w:num>
   <w:num w:numId="3">
-    <w:abstractNumId w:val="37"/>
+    <w:abstractNumId w:val="39"/>
   </w:num>
   <w:num w:numId="4">
+    <w:abstractNumId w:val="19"/>
+  </w:num>
+  <w:num w:numId="5">
     <w:abstractNumId w:val="18"/>
   </w:num>
-  <w:num w:numId="5">
-    <w:abstractNumId w:val="17"/>
-  </w:num>
   <w:num w:numId="6">
-    <w:abstractNumId w:val="33"/>
+    <w:abstractNumId w:val="35"/>
   </w:num>
   <w:num w:numId="7">
     <w:abstractNumId w:val="15"/>
@@ -18735,7 +19428,7 @@
     <w:abstractNumId w:val="11"/>
   </w:num>
   <w:num w:numId="9">
-    <w:abstractNumId w:val="29"/>
+    <w:abstractNumId w:val="31"/>
   </w:num>
   <w:num w:numId="10">
     <w:abstractNumId w:val="4"/>
@@ -18744,10 +19437,10 @@
     <w:abstractNumId w:val="13"/>
   </w:num>
   <w:num w:numId="12">
-    <w:abstractNumId w:val="26"/>
+    <w:abstractNumId w:val="28"/>
   </w:num>
   <w:num w:numId="13">
-    <w:abstractNumId w:val="32"/>
+    <w:abstractNumId w:val="34"/>
   </w:num>
   <w:num w:numId="14">
     <w:abstractNumId w:val="9"/>
@@ -18759,37 +19452,37 @@
     <w:abstractNumId w:val="0"/>
   </w:num>
   <w:num w:numId="17">
-    <w:abstractNumId w:val="28"/>
+    <w:abstractNumId w:val="30"/>
   </w:num>
   <w:num w:numId="18">
     <w:abstractNumId w:val="5"/>
   </w:num>
   <w:num w:numId="19">
-    <w:abstractNumId w:val="35"/>
+    <w:abstractNumId w:val="37"/>
   </w:num>
   <w:num w:numId="20">
-    <w:abstractNumId w:val="19"/>
+    <w:abstractNumId w:val="20"/>
   </w:num>
   <w:num w:numId="21">
     <w:abstractNumId w:val="8"/>
   </w:num>
   <w:num w:numId="22">
-    <w:abstractNumId w:val="38"/>
+    <w:abstractNumId w:val="40"/>
   </w:num>
   <w:num w:numId="23">
-    <w:abstractNumId w:val="39"/>
+    <w:abstractNumId w:val="41"/>
   </w:num>
   <w:num w:numId="24">
-    <w:abstractNumId w:val="34"/>
+    <w:abstractNumId w:val="36"/>
   </w:num>
   <w:num w:numId="25">
-    <w:abstractNumId w:val="21"/>
+    <w:abstractNumId w:val="22"/>
   </w:num>
   <w:num w:numId="26">
     <w:abstractNumId w:val="7"/>
   </w:num>
   <w:num w:numId="27">
-    <w:abstractNumId w:val="20"/>
+    <w:abstractNumId w:val="21"/>
   </w:num>
   <w:num w:numId="28">
     <w:abstractNumId w:val="1"/>
@@ -18798,43 +19491,49 @@
     <w:abstractNumId w:val="3"/>
   </w:num>
   <w:num w:numId="30">
-    <w:abstractNumId w:val="24"/>
+    <w:abstractNumId w:val="26"/>
   </w:num>
   <w:num w:numId="31">
-    <w:abstractNumId w:val="41"/>
+    <w:abstractNumId w:val="43"/>
   </w:num>
   <w:num w:numId="32">
-    <w:abstractNumId w:val="30"/>
+    <w:abstractNumId w:val="32"/>
   </w:num>
   <w:num w:numId="33">
     <w:abstractNumId w:val="14"/>
   </w:num>
   <w:num w:numId="34">
-    <w:abstractNumId w:val="31"/>
+    <w:abstractNumId w:val="33"/>
   </w:num>
   <w:num w:numId="35">
     <w:abstractNumId w:val="12"/>
   </w:num>
   <w:num w:numId="36">
-    <w:abstractNumId w:val="22"/>
+    <w:abstractNumId w:val="23"/>
   </w:num>
   <w:num w:numId="37">
     <w:abstractNumId w:val="2"/>
   </w:num>
   <w:num w:numId="38">
-    <w:abstractNumId w:val="25"/>
+    <w:abstractNumId w:val="27"/>
   </w:num>
   <w:num w:numId="39">
     <w:abstractNumId w:val="16"/>
   </w:num>
   <w:num w:numId="40">
-    <w:abstractNumId w:val="27"/>
+    <w:abstractNumId w:val="29"/>
   </w:num>
   <w:num w:numId="41">
     <w:abstractNumId w:val="10"/>
   </w:num>
   <w:num w:numId="42">
-    <w:abstractNumId w:val="40"/>
+    <w:abstractNumId w:val="42"/>
+  </w:num>
+  <w:num w:numId="43">
+    <w:abstractNumId w:val="17"/>
+  </w:num>
+  <w:num w:numId="44">
+    <w:abstractNumId w:val="25"/>
   </w:num>
   <w:numIdMacAtCleanup w:val="39"/>
 </w:numbering>
@@ -19237,7 +19936,7 @@
   <w:style w:type="paragraph" w:default="1" w:styleId="Normal">
     <w:name w:val="Normal"/>
     <w:qFormat/>
-    <w:rsid w:val="00E1705D"/>
+    <w:rsid w:val="00BD796E"/>
     <w:pPr>
       <w:spacing w:after="0" w:line="360" w:lineRule="auto"/>
       <w:ind w:left="652" w:firstLine="709"/>
@@ -19993,7 +20692,7 @@
 </file>
 
 <file path=customXml/itemProps1.xml><?xml version="1.0" encoding="utf-8"?>
-<ds:datastoreItem xmlns:ds="http://schemas.openxmlformats.org/officeDocument/2006/customXml" ds:itemID="{39600BC3-77C9-4A5C-8673-8A78B5978CCC}">
+<ds:datastoreItem xmlns:ds="http://schemas.openxmlformats.org/officeDocument/2006/customXml" ds:itemID="{F91E4877-01AB-426C-ADE5-D2557D93D352}">
   <ds:schemaRefs>
     <ds:schemaRef ds:uri="http://schemas.openxmlformats.org/officeDocument/2006/bibliography"/>
   </ds:schemaRefs>
